--- a/doc/詩/唐朝/李白/李白-夜宿山寺.docx
+++ b/doc/詩/唐朝/李白/李白-夜宿山寺.docx
@@ -1,6 +1,6 @@
 
 <file path=word/document.xml><?xml version="1.0" encoding="utf-8"?>
-<w:document xmlns:wpc="http://schemas.microsoft.com/office/word/2010/wordprocessingCanvas" xmlns:cx="http://schemas.microsoft.com/office/drawing/2014/chartex" xmlns:cx1="http://schemas.microsoft.com/office/drawing/2015/9/8/chartex" xmlns:cx2="http://schemas.microsoft.com/office/drawing/2015/10/21/chartex" xmlns:cx3="http://schemas.microsoft.com/office/drawing/2016/5/9/chartex" xmlns:cx4="http://schemas.microsoft.com/office/drawing/2016/5/10/chartex" xmlns:cx5="http://schemas.microsoft.com/office/drawing/2016/5/11/chartex" xmlns:cx6="http://schemas.microsoft.com/office/drawing/2016/5/12/chartex" xmlns:cx7="http://schemas.microsoft.com/office/drawing/2016/5/13/chartex" xmlns:cx8="http://schemas.microsoft.com/office/drawing/2016/5/14/chartex" xmlns:mc="http://schemas.openxmlformats.org/markup-compatibility/2006" xmlns:aink="http://schemas.microsoft.com/office/drawing/2016/ink" xmlns:am3d="http://schemas.microsoft.com/office/drawing/2017/model3d" xmlns:o="urn:schemas-microsoft-com:office:office" xmlns:r="http://schemas.openxmlformats.org/officeDocument/2006/relationships" xmlns:m="http://schemas.openxmlformats.org/officeDocument/2006/math" xmlns:v="urn:schemas-microsoft-com:vml" xmlns:wp14="http://schemas.microsoft.com/office/word/2010/wordprocessingDrawing" xmlns:wp="http://schemas.openxmlformats.org/drawingml/2006/wordprocessingDrawing" xmlns:w10="urn:schemas-microsoft-com:office:word" xmlns:w="http://schemas.openxmlformats.org/wordprocessingml/2006/main" xmlns:w14="http://schemas.microsoft.com/office/word/2010/wordml" xmlns:w15="http://schemas.microsoft.com/office/word/2012/wordml" xmlns:w16cex="http://schemas.microsoft.com/office/word/2018/wordml/cex" xmlns:w16cid="http://schemas.microsoft.com/office/word/2016/wordml/cid" xmlns:w16="http://schemas.microsoft.com/office/word/2018/wordml" xmlns:w16sdtdh="http://schemas.microsoft.com/office/word/2020/wordml/sdtdatahash" xmlns:w16se="http://schemas.microsoft.com/office/word/2015/wordml/symex" xmlns:wpg="http://schemas.microsoft.com/office/word/2010/wordprocessingGroup" xmlns:wpi="http://schemas.microsoft.com/office/word/2010/wordprocessingInk" xmlns:wne="http://schemas.microsoft.com/office/word/2006/wordml" xmlns:wps="http://schemas.microsoft.com/office/word/2010/wordprocessingShape" mc:Ignorable="w14 w15 w16se w16cid w16 w16cex w16sdtdh wp14">
+<w:document xmlns:wpc="http://schemas.microsoft.com/office/word/2010/wordprocessingCanvas" xmlns:cx="http://schemas.microsoft.com/office/drawing/2014/chartex" xmlns:cx1="http://schemas.microsoft.com/office/drawing/2015/9/8/chartex" xmlns:cx2="http://schemas.microsoft.com/office/drawing/2015/10/21/chartex" xmlns:cx3="http://schemas.microsoft.com/office/drawing/2016/5/9/chartex" xmlns:cx4="http://schemas.microsoft.com/office/drawing/2016/5/10/chartex" xmlns:cx5="http://schemas.microsoft.com/office/drawing/2016/5/11/chartex" xmlns:cx6="http://schemas.microsoft.com/office/drawing/2016/5/12/chartex" xmlns:cx7="http://schemas.microsoft.com/office/drawing/2016/5/13/chartex" xmlns:cx8="http://schemas.microsoft.com/office/drawing/2016/5/14/chartex" xmlns:mc="http://schemas.openxmlformats.org/markup-compatibility/2006" xmlns:aink="http://schemas.microsoft.com/office/drawing/2016/ink" xmlns:am3d="http://schemas.microsoft.com/office/drawing/2017/model3d" xmlns:o="urn:schemas-microsoft-com:office:office" xmlns:oel="http://schemas.microsoft.com/office/2019/extlst" xmlns:r="http://schemas.openxmlformats.org/officeDocument/2006/relationships" xmlns:m="http://schemas.openxmlformats.org/officeDocument/2006/math" xmlns:v="urn:schemas-microsoft-com:vml" xmlns:wp14="http://schemas.microsoft.com/office/word/2010/wordprocessingDrawing" xmlns:wp="http://schemas.openxmlformats.org/drawingml/2006/wordprocessingDrawing" xmlns:w10="urn:schemas-microsoft-com:office:word" xmlns:w="http://schemas.openxmlformats.org/wordprocessingml/2006/main" xmlns:w14="http://schemas.microsoft.com/office/word/2010/wordml" xmlns:w15="http://schemas.microsoft.com/office/word/2012/wordml" xmlns:w16cex="http://schemas.microsoft.com/office/word/2018/wordml/cex" xmlns:w16cid="http://schemas.microsoft.com/office/word/2016/wordml/cid" xmlns:w16="http://schemas.microsoft.com/office/word/2018/wordml" xmlns:w16du="http://schemas.microsoft.com/office/word/2023/wordml/word16du" xmlns:w16sdtdh="http://schemas.microsoft.com/office/word/2020/wordml/sdtdatahash" xmlns:w16sdtfl="http://schemas.microsoft.com/office/word/2024/wordml/sdtformatlock" xmlns:w16se="http://schemas.microsoft.com/office/word/2015/wordml/symex" xmlns:wpg="http://schemas.microsoft.com/office/word/2010/wordprocessingGroup" xmlns:wpi="http://schemas.microsoft.com/office/word/2010/wordprocessingInk" xmlns:wne="http://schemas.microsoft.com/office/word/2006/wordml" xmlns:wps="http://schemas.microsoft.com/office/word/2010/wordprocessingShape" mc:Ignorable="w14 w15 w16se w16cid w16 w16cex w16sdtdh w16sdtfl w16du wp14">
   <w:body>
     <w:p>
       <w:pPr>
@@ -116,29 +116,7 @@
           <w:sz w:val="36"/>
           <w:szCs w:val="36"/>
         </w:rPr>
-        <w:t>危樓高百尺，手可摘星辰。不敢高聲語，</w:t>
-      </w:r>
-      <w:proofErr w:type="gramStart"/>
-      <w:r>
-        <w:rPr>
-          <w:rFonts w:ascii="標楷體" w:eastAsia="標楷體" w:hAnsi="標楷體" w:cs="Arial" w:hint="eastAsia"/>
-          <w:bCs/>
-          <w:color w:val="0F0F0F"/>
-          <w:sz w:val="36"/>
-          <w:szCs w:val="36"/>
-        </w:rPr>
-        <w:t>恐驚天</w:t>
-      </w:r>
-      <w:proofErr w:type="gramEnd"/>
-      <w:r>
-        <w:rPr>
-          <w:rFonts w:ascii="標楷體" w:eastAsia="標楷體" w:hAnsi="標楷體" w:cs="Arial" w:hint="eastAsia"/>
-          <w:bCs/>
-          <w:color w:val="0F0F0F"/>
-          <w:sz w:val="36"/>
-          <w:szCs w:val="36"/>
-        </w:rPr>
-        <w:t>上人。</w:t>
+        <w:t>危樓高百尺，手可摘星辰。不敢高聲語，恐驚天上人。</w:t>
       </w:r>
     </w:p>
     <w:p>
@@ -205,25 +183,7 @@
           <w:sz w:val="28"/>
           <w:szCs w:val="28"/>
         </w:rPr>
-        <w:t>危樓：高樓，這</w:t>
-      </w:r>
-      <w:proofErr w:type="gramStart"/>
-      <w:r>
-        <w:rPr>
-          <w:rFonts w:ascii="標楷體" w:eastAsia="標楷體" w:hAnsi="標楷體" w:cs="標楷體" w:hint="eastAsia"/>
-          <w:sz w:val="28"/>
-          <w:szCs w:val="28"/>
-        </w:rPr>
-        <w:t>裏</w:t>
-      </w:r>
-      <w:proofErr w:type="gramEnd"/>
-      <w:r>
-        <w:rPr>
-          <w:rFonts w:ascii="標楷體" w:eastAsia="標楷體" w:hAnsi="標楷體" w:cs="標楷體" w:hint="eastAsia"/>
-          <w:sz w:val="28"/>
-          <w:szCs w:val="28"/>
-        </w:rPr>
-        <w:t>指</w:t>
+        <w:t>危樓：高樓，這裏指</w:t>
       </w:r>
       <w:r>
         <w:rPr>
@@ -263,25 +223,7 @@
           <w:sz w:val="28"/>
           <w:szCs w:val="28"/>
         </w:rPr>
-        <w:t>百尺：虛指，不是實數，這</w:t>
-      </w:r>
-      <w:proofErr w:type="gramStart"/>
-      <w:r>
-        <w:rPr>
-          <w:rFonts w:ascii="標楷體" w:eastAsia="標楷體" w:hAnsi="標楷體" w:cs="標楷體" w:hint="eastAsia"/>
-          <w:sz w:val="28"/>
-          <w:szCs w:val="28"/>
-        </w:rPr>
-        <w:t>裏形容樓很高</w:t>
-      </w:r>
-      <w:proofErr w:type="gramEnd"/>
-      <w:r>
-        <w:rPr>
-          <w:rFonts w:ascii="標楷體" w:eastAsia="標楷體" w:hAnsi="標楷體" w:cs="標楷體" w:hint="eastAsia"/>
-          <w:sz w:val="28"/>
-          <w:szCs w:val="28"/>
-        </w:rPr>
-        <w:t>。</w:t>
+        <w:t>百尺：虛指，不是實數，這裏形容樓很高。</w:t>
       </w:r>
     </w:p>
     <w:p>
@@ -369,27 +311,7 @@
           <w:sz w:val="28"/>
           <w:szCs w:val="28"/>
         </w:rPr>
-        <w:t>我夜裡住在山上的寺廟中，那座高樓高得驚人，彷彿有上百</w:t>
-      </w:r>
-      <w:proofErr w:type="gramStart"/>
-      <w:r>
-        <w:rPr>
-          <w:rFonts w:ascii="標楷體" w:eastAsia="標楷體" w:hAnsi="標楷體" w:hint="eastAsia"/>
-          <w:spacing w:val="-6"/>
-          <w:sz w:val="28"/>
-          <w:szCs w:val="28"/>
-        </w:rPr>
-        <w:t>尺</w:t>
-      </w:r>
-      <w:proofErr w:type="gramEnd"/>
-      <w:r>
-        <w:rPr>
-          <w:rFonts w:ascii="標楷體" w:eastAsia="標楷體" w:hAnsi="標楷體" w:hint="eastAsia"/>
-          <w:spacing w:val="-6"/>
-          <w:sz w:val="28"/>
-          <w:szCs w:val="28"/>
-        </w:rPr>
-        <w:t>那麼高，只要一伸手，似乎就能碰到天上的星星。站在這麼高的地方，我連說話都不敢大聲，生怕驚動了天上的神仙。</w:t>
+        <w:t>我夜裡住在山上的寺廟中，那座高樓高得驚人，彷彿有上百尺那麼高，只要一伸手，似乎就能碰到天上的星星。站在這麼高的地方，我連說話都不敢大聲，生怕驚動了天上的神仙。</w:t>
       </w:r>
     </w:p>
     <w:p>
@@ -417,7 +339,7 @@
         <w:spacing w:line="480" w:lineRule="exact"/>
         <w:jc w:val="both"/>
         <w:rPr>
-          <w:rFonts w:ascii="標楷體" w:eastAsia="標楷體" w:hAnsi="標楷體" w:hint="eastAsia"/>
+          <w:rFonts w:ascii="標楷體" w:eastAsia="標楷體" w:hAnsi="標楷體"/>
           <w:sz w:val="28"/>
           <w:szCs w:val="28"/>
         </w:rPr>
@@ -477,43 +399,7 @@
           <w:sz w:val="28"/>
           <w:szCs w:val="28"/>
         </w:rPr>
-        <w:t>是一首篇幅極短、卻極具想像力與氣勢的詩作，</w:t>
-      </w:r>
-      <w:proofErr w:type="gramStart"/>
-      <w:r>
-        <w:rPr>
-          <w:rFonts w:ascii="標楷體" w:eastAsia="標楷體" w:hAnsi="標楷體" w:hint="eastAsia"/>
-          <w:sz w:val="28"/>
-          <w:szCs w:val="28"/>
-        </w:rPr>
-        <w:t>全詩僅</w:t>
-      </w:r>
-      <w:proofErr w:type="gramEnd"/>
-      <w:r>
-        <w:rPr>
-          <w:rFonts w:ascii="標楷體" w:eastAsia="標楷體" w:hAnsi="標楷體" w:hint="eastAsia"/>
-          <w:sz w:val="28"/>
-          <w:szCs w:val="28"/>
-        </w:rPr>
-        <w:t>二十字，卻成功營造出高遠、</w:t>
-      </w:r>
-      <w:proofErr w:type="gramStart"/>
-      <w:r>
-        <w:rPr>
-          <w:rFonts w:ascii="標楷體" w:eastAsia="標楷體" w:hAnsi="標楷體" w:hint="eastAsia"/>
-          <w:sz w:val="28"/>
-          <w:szCs w:val="28"/>
-        </w:rPr>
-        <w:t>奇幻又幽靜</w:t>
-      </w:r>
-      <w:proofErr w:type="gramEnd"/>
-      <w:r>
-        <w:rPr>
-          <w:rFonts w:ascii="標楷體" w:eastAsia="標楷體" w:hAnsi="標楷體" w:hint="eastAsia"/>
-          <w:sz w:val="28"/>
-          <w:szCs w:val="28"/>
-        </w:rPr>
-        <w:t>的意境，充分展現</w:t>
+        <w:t>是一首篇幅極短、卻極具想像力與氣勢的詩作，全詩僅二十字，卻成功營造出高遠、奇幻又幽靜的意境，充分展現</w:t>
       </w:r>
       <w:r>
         <w:rPr>
@@ -548,7 +434,7 @@
         <w:spacing w:line="480" w:lineRule="exact"/>
         <w:jc w:val="both"/>
         <w:rPr>
-          <w:rFonts w:ascii="標楷體" w:eastAsia="標楷體" w:hAnsi="標楷體" w:hint="eastAsia"/>
+          <w:rFonts w:ascii="標楷體" w:eastAsia="標楷體" w:hAnsi="標楷體"/>
           <w:sz w:val="28"/>
           <w:szCs w:val="28"/>
         </w:rPr>
@@ -561,25 +447,14 @@
         </w:rPr>
         <w:t xml:space="preserve">　　</w:t>
       </w:r>
-      <w:proofErr w:type="gramStart"/>
-      <w:r>
-        <w:rPr>
-          <w:rFonts w:ascii="標楷體" w:eastAsia="標楷體" w:hAnsi="標楷體" w:hint="eastAsia"/>
-          <w:sz w:val="28"/>
-          <w:szCs w:val="28"/>
-        </w:rPr>
-        <w:t>首句</w:t>
-      </w:r>
-      <w:proofErr w:type="gramEnd"/>
-      <w:r>
-        <w:rPr>
-          <w:rFonts w:ascii="標楷體" w:eastAsia="標楷體" w:hAnsi="標楷體" w:hint="eastAsia"/>
-          <w:sz w:val="28"/>
-          <w:szCs w:val="28"/>
-        </w:rPr>
-        <w:t>「危樓高百尺」，以</w:t>
-      </w:r>
-      <w:proofErr w:type="gramStart"/>
+      <w:r>
+        <w:rPr>
+          <w:rFonts w:ascii="標楷體" w:eastAsia="標楷體" w:hAnsi="標楷體" w:hint="eastAsia"/>
+          <w:sz w:val="28"/>
+          <w:szCs w:val="28"/>
+        </w:rPr>
+        <w:t>首句「危樓高百尺」，以</w:t>
+      </w:r>
       <w:r>
         <w:rPr>
           <w:rFonts w:ascii="標楷體" w:eastAsia="標楷體" w:hAnsi="標楷體" w:hint="eastAsia"/>
@@ -588,9 +463,16 @@
           <w:sz w:val="28"/>
           <w:szCs w:val="28"/>
         </w:rPr>
-        <w:t>誇</w:t>
-      </w:r>
-      <w:proofErr w:type="gramEnd"/>
+        <w:t>誇飾</w:t>
+      </w:r>
+      <w:r>
+        <w:rPr>
+          <w:rFonts w:ascii="標楷體" w:eastAsia="標楷體" w:hAnsi="標楷體" w:hint="eastAsia"/>
+          <w:sz w:val="28"/>
+          <w:szCs w:val="28"/>
+        </w:rPr>
+        <w:t>手法點出山寺樓宇之高。「危樓」不僅寫出樓高聳入雲、令人心生敬畏的視覺感受，也暗含站立其上的驚險與不凡，立刻將讀者帶入一個高聳入天的空間。次句「手可摘星辰」承接前句，進一步放大想像，將高度推向極致。詩人並非實寫，而是以浪漫的誇張，使人彷彿感覺只要伸出手，就能碰觸夜空中的星星，拉近人與</w:t>
+      </w:r>
       <w:r>
         <w:rPr>
           <w:rFonts w:ascii="標楷體" w:eastAsia="標楷體" w:hAnsi="標楷體" w:hint="eastAsia"/>
@@ -599,51 +481,15 @@
           <w:sz w:val="28"/>
           <w:szCs w:val="28"/>
         </w:rPr>
-        <w:t>飾</w:t>
-      </w:r>
-      <w:r>
-        <w:rPr>
-          <w:rFonts w:ascii="標楷體" w:eastAsia="標楷體" w:hAnsi="標楷體" w:hint="eastAsia"/>
-          <w:sz w:val="28"/>
-          <w:szCs w:val="28"/>
-        </w:rPr>
-        <w:t>手法點出山寺樓宇之高。「危樓」不僅寫出樓高聳入雲、令人心生敬畏的視覺感受，也暗含站立其上的驚險與不凡，立刻將讀者帶入一個高聳入天的空間。</w:t>
-      </w:r>
-      <w:proofErr w:type="gramStart"/>
-      <w:r>
-        <w:rPr>
-          <w:rFonts w:ascii="標楷體" w:eastAsia="標楷體" w:hAnsi="標楷體" w:hint="eastAsia"/>
-          <w:sz w:val="28"/>
-          <w:szCs w:val="28"/>
-        </w:rPr>
-        <w:t>次句</w:t>
-      </w:r>
-      <w:proofErr w:type="gramEnd"/>
-      <w:r>
-        <w:rPr>
-          <w:rFonts w:ascii="標楷體" w:eastAsia="標楷體" w:hAnsi="標楷體" w:hint="eastAsia"/>
-          <w:sz w:val="28"/>
-          <w:szCs w:val="28"/>
-        </w:rPr>
-        <w:t>「手可摘星辰」</w:t>
-      </w:r>
-      <w:proofErr w:type="gramStart"/>
-      <w:r>
-        <w:rPr>
-          <w:rFonts w:ascii="標楷體" w:eastAsia="標楷體" w:hAnsi="標楷體" w:hint="eastAsia"/>
-          <w:sz w:val="28"/>
-          <w:szCs w:val="28"/>
-        </w:rPr>
-        <w:t>承接前句</w:t>
-      </w:r>
-      <w:proofErr w:type="gramEnd"/>
-      <w:r>
-        <w:rPr>
-          <w:rFonts w:ascii="標楷體" w:eastAsia="標楷體" w:hAnsi="標楷體" w:hint="eastAsia"/>
-          <w:sz w:val="28"/>
-          <w:szCs w:val="28"/>
-        </w:rPr>
-        <w:t>，進一步放大想像，將高度推向極致。詩人並非實寫，而是以浪漫的誇張，使人彷彿感覺只要伸出手，就能碰觸夜空中的星星，拉近人與</w:t>
+        <w:t>宇宙</w:t>
+      </w:r>
+      <w:r>
+        <w:rPr>
+          <w:rFonts w:ascii="標楷體" w:eastAsia="標楷體" w:hAnsi="標楷體" w:hint="eastAsia"/>
+          <w:sz w:val="28"/>
+          <w:szCs w:val="28"/>
+        </w:rPr>
+        <w:t>的距離，畫面</w:t>
       </w:r>
       <w:r>
         <w:rPr>
@@ -653,15 +499,15 @@
           <w:sz w:val="28"/>
           <w:szCs w:val="28"/>
         </w:rPr>
-        <w:t>宇宙</w:t>
-      </w:r>
-      <w:r>
-        <w:rPr>
-          <w:rFonts w:ascii="標楷體" w:eastAsia="標楷體" w:hAnsi="標楷體" w:hint="eastAsia"/>
-          <w:sz w:val="28"/>
-          <w:szCs w:val="28"/>
-        </w:rPr>
-        <w:t>的距離，畫面</w:t>
+        <w:t>瑰麗</w:t>
+      </w:r>
+      <w:r>
+        <w:rPr>
+          <w:rFonts w:ascii="標楷體" w:eastAsia="標楷體" w:hAnsi="標楷體" w:hint="eastAsia"/>
+          <w:sz w:val="28"/>
+          <w:szCs w:val="28"/>
+        </w:rPr>
+        <w:t>而</w:t>
       </w:r>
       <w:r>
         <w:rPr>
@@ -671,15 +517,42 @@
           <w:sz w:val="28"/>
           <w:szCs w:val="28"/>
         </w:rPr>
-        <w:t>瑰麗</w:t>
-      </w:r>
-      <w:r>
-        <w:rPr>
-          <w:rFonts w:ascii="標楷體" w:eastAsia="標楷體" w:hAnsi="標楷體" w:hint="eastAsia"/>
-          <w:sz w:val="28"/>
-          <w:szCs w:val="28"/>
-        </w:rPr>
-        <w:t>而</w:t>
+        <w:t>超現實</w:t>
+      </w:r>
+      <w:r>
+        <w:rPr>
+          <w:rFonts w:ascii="標楷體" w:eastAsia="標楷體" w:hAnsi="標楷體" w:hint="eastAsia"/>
+          <w:sz w:val="28"/>
+          <w:szCs w:val="28"/>
+        </w:rPr>
+        <w:t>。</w:t>
+      </w:r>
+    </w:p>
+    <w:p>
+      <w:pPr>
+        <w:spacing w:line="480" w:lineRule="exact"/>
+        <w:jc w:val="both"/>
+        <w:rPr>
+          <w:rFonts w:ascii="標楷體" w:eastAsia="標楷體" w:hAnsi="標楷體"/>
+          <w:sz w:val="28"/>
+          <w:szCs w:val="28"/>
+        </w:rPr>
+      </w:pPr>
+      <w:r>
+        <w:rPr>
+          <w:rFonts w:ascii="標楷體" w:eastAsia="標楷體" w:hAnsi="標楷體" w:hint="eastAsia"/>
+          <w:sz w:val="28"/>
+          <w:szCs w:val="28"/>
+        </w:rPr>
+        <w:t xml:space="preserve">　　</w:t>
+      </w:r>
+      <w:r>
+        <w:rPr>
+          <w:rFonts w:ascii="標楷體" w:eastAsia="標楷體" w:hAnsi="標楷體" w:hint="eastAsia"/>
+          <w:sz w:val="28"/>
+          <w:szCs w:val="28"/>
+        </w:rPr>
+        <w:t>後兩句「不敢高聲語，恐驚天上人」語氣一轉，由豪放轉為含蓄幽靜。詩人說自己連說話都不敢太大聲，深怕驚動天上的人。這裡的「天上人」既可理解為神仙，也可視為詩人想像中居住在高空的存在，帶有童話般的純真與浪漫色彩。透過這種看似輕鬆、甚至帶點幽默的說法，更</w:t>
       </w:r>
       <w:r>
         <w:rPr>
@@ -689,15 +562,15 @@
           <w:sz w:val="28"/>
           <w:szCs w:val="28"/>
         </w:rPr>
-        <w:t>超現實</w:t>
-      </w:r>
-      <w:r>
-        <w:rPr>
-          <w:rFonts w:ascii="標楷體" w:eastAsia="標楷體" w:hAnsi="標楷體" w:hint="eastAsia"/>
-          <w:sz w:val="28"/>
-          <w:szCs w:val="28"/>
-        </w:rPr>
-        <w:t>。</w:t>
+        <w:t>襯托</w:t>
+      </w:r>
+      <w:r>
+        <w:rPr>
+          <w:rFonts w:ascii="標楷體" w:eastAsia="標楷體" w:hAnsi="標楷體" w:hint="eastAsia"/>
+          <w:sz w:val="28"/>
+          <w:szCs w:val="28"/>
+        </w:rPr>
+        <w:t>出環境的寂靜與高度的非凡。</w:t>
       </w:r>
     </w:p>
     <w:p>
@@ -705,7 +578,8 @@
         <w:spacing w:line="480" w:lineRule="exact"/>
         <w:jc w:val="both"/>
         <w:rPr>
-          <w:rFonts w:ascii="標楷體" w:eastAsia="標楷體" w:hAnsi="標楷體" w:hint="eastAsia"/>
+          <w:rFonts w:ascii="標楷體" w:eastAsia="標楷體" w:hAnsi="標楷體"/>
+          <w:spacing w:val="-2"/>
           <w:sz w:val="28"/>
           <w:szCs w:val="28"/>
         </w:rPr>
@@ -721,95 +595,11 @@
       <w:r>
         <w:rPr>
           <w:rFonts w:ascii="標楷體" w:eastAsia="標楷體" w:hAnsi="標楷體" w:hint="eastAsia"/>
-          <w:sz w:val="28"/>
-          <w:szCs w:val="28"/>
-        </w:rPr>
-        <w:t>後兩句「不敢高聲語，</w:t>
-      </w:r>
-      <w:proofErr w:type="gramStart"/>
-      <w:r>
-        <w:rPr>
-          <w:rFonts w:ascii="標楷體" w:eastAsia="標楷體" w:hAnsi="標楷體" w:hint="eastAsia"/>
-          <w:sz w:val="28"/>
-          <w:szCs w:val="28"/>
-        </w:rPr>
-        <w:t>恐驚天</w:t>
-      </w:r>
-      <w:proofErr w:type="gramEnd"/>
-      <w:r>
-        <w:rPr>
-          <w:rFonts w:ascii="標楷體" w:eastAsia="標楷體" w:hAnsi="標楷體" w:hint="eastAsia"/>
-          <w:sz w:val="28"/>
-          <w:szCs w:val="28"/>
-        </w:rPr>
-        <w:t>上人」語氣一轉，由豪放轉為含蓄幽靜。詩人說自己連說話都不敢太大聲，深怕驚動天上的人。這裡的「天上人」既可理解為神仙，也可視為詩人想像中居住在高空的存在，帶有童話般的純真與浪漫色彩。透過這種看似輕鬆、甚至帶點幽默的說法，更</w:t>
-      </w:r>
-      <w:r>
-        <w:rPr>
-          <w:rFonts w:ascii="標楷體" w:eastAsia="標楷體" w:hAnsi="標楷體" w:hint="eastAsia"/>
-          <w:b/>
-          <w:bCs/>
-          <w:sz w:val="28"/>
-          <w:szCs w:val="28"/>
-        </w:rPr>
-        <w:t>襯托</w:t>
-      </w:r>
-      <w:r>
-        <w:rPr>
-          <w:rFonts w:ascii="標楷體" w:eastAsia="標楷體" w:hAnsi="標楷體" w:hint="eastAsia"/>
-          <w:sz w:val="28"/>
-          <w:szCs w:val="28"/>
-        </w:rPr>
-        <w:t>出環境的寂靜與高度的非凡。</w:t>
-      </w:r>
-    </w:p>
-    <w:p>
-      <w:pPr>
-        <w:spacing w:line="480" w:lineRule="exact"/>
-        <w:jc w:val="both"/>
-        <w:rPr>
-          <w:rFonts w:ascii="標楷體" w:eastAsia="標楷體" w:hAnsi="標楷體" w:hint="eastAsia"/>
           <w:spacing w:val="-2"/>
           <w:sz w:val="28"/>
           <w:szCs w:val="28"/>
         </w:rPr>
-      </w:pPr>
-      <w:r>
-        <w:rPr>
-          <w:rFonts w:ascii="標楷體" w:eastAsia="標楷體" w:hAnsi="標楷體" w:hint="eastAsia"/>
-          <w:sz w:val="28"/>
-          <w:szCs w:val="28"/>
-        </w:rPr>
-        <w:t xml:space="preserve">　　</w:t>
-      </w:r>
-      <w:r>
-        <w:rPr>
-          <w:rFonts w:ascii="標楷體" w:eastAsia="標楷體" w:hAnsi="標楷體" w:hint="eastAsia"/>
-          <w:spacing w:val="-2"/>
-          <w:sz w:val="28"/>
-          <w:szCs w:val="28"/>
-        </w:rPr>
-        <w:t>整首詩巧妙運用</w:t>
-      </w:r>
-      <w:proofErr w:type="gramStart"/>
-      <w:r>
-        <w:rPr>
-          <w:rFonts w:ascii="標楷體" w:eastAsia="標楷體" w:hAnsi="標楷體" w:hint="eastAsia"/>
-          <w:spacing w:val="-2"/>
-          <w:sz w:val="28"/>
-          <w:szCs w:val="28"/>
-        </w:rPr>
-        <w:t>誇</w:t>
-      </w:r>
-      <w:proofErr w:type="gramEnd"/>
-      <w:r>
-        <w:rPr>
-          <w:rFonts w:ascii="標楷體" w:eastAsia="標楷體" w:hAnsi="標楷體" w:hint="eastAsia"/>
-          <w:spacing w:val="-2"/>
-          <w:sz w:val="28"/>
-          <w:szCs w:val="28"/>
-        </w:rPr>
-        <w:t>飾與想像，將「高」這一抽象概念轉化為具體、生動的畫面，使讀者產生</w:t>
+        <w:t>整首詩巧妙運用誇飾與想像，將「高」這一抽象概念轉化為具體、生動的畫面，使讀者產生</w:t>
       </w:r>
       <w:r>
         <w:rPr>
@@ -822,7 +612,6 @@
         </w:rPr>
         <w:t>身歷其境</w:t>
       </w:r>
-      <w:proofErr w:type="gramStart"/>
       <w:r>
         <w:rPr>
           <w:rFonts w:ascii="標楷體" w:eastAsia="標楷體" w:hAnsi="標楷體" w:hint="eastAsia"/>
@@ -830,17 +619,7 @@
           <w:sz w:val="28"/>
           <w:szCs w:val="28"/>
         </w:rPr>
-        <w:t>之</w:t>
-      </w:r>
-      <w:proofErr w:type="gramEnd"/>
-      <w:r>
-        <w:rPr>
-          <w:rFonts w:ascii="標楷體" w:eastAsia="標楷體" w:hAnsi="標楷體" w:hint="eastAsia"/>
-          <w:spacing w:val="-2"/>
-          <w:sz w:val="28"/>
-          <w:szCs w:val="28"/>
-        </w:rPr>
-        <w:t>感。同時，詩中沒有直接描寫情感，卻在對景物的描繪中自然流露出詩人對天地的敬畏，以及置身其間的驚奇與讚嘆。語言</w:t>
+        <w:t>之感。同時，詩中沒有直接描寫情感，卻在對景物的描繪中自然流露出詩人對天地的敬畏，以及置身其間的驚奇與讚嘆。語言</w:t>
       </w:r>
       <w:r>
         <w:rPr>
@@ -1124,25 +903,24 @@
           <w:sz w:val="28"/>
           <w:szCs w:val="28"/>
         </w:rPr>
-        <w:t>。詩中將</w:t>
-      </w:r>
-      <w:proofErr w:type="gramStart"/>
-      <w:r>
-        <w:rPr>
-          <w:rFonts w:ascii="標楷體" w:eastAsia="標楷體" w:hAnsi="標楷體" w:hint="eastAsia"/>
-          <w:sz w:val="28"/>
-          <w:szCs w:val="28"/>
-        </w:rPr>
-        <w:t>山寺寫得</w:t>
-      </w:r>
-      <w:proofErr w:type="gramEnd"/>
-      <w:r>
-        <w:rPr>
-          <w:rFonts w:ascii="標楷體" w:eastAsia="標楷體" w:hAnsi="標楷體" w:hint="eastAsia"/>
-          <w:sz w:val="28"/>
-          <w:szCs w:val="28"/>
-        </w:rPr>
-        <w:t>彷彿接近天界，體現李白以想像超越現實的浪漫精神。</w:t>
+        <w:t>。詩中將山寺寫得彷彿接近天界，體現</w:t>
+      </w:r>
+      <w:r>
+        <w:rPr>
+          <w:rFonts w:ascii="標楷體" w:eastAsia="標楷體" w:hAnsi="標楷體" w:hint="eastAsia"/>
+          <w:sz w:val="28"/>
+          <w:szCs w:val="28"/>
+          <w:u w:val="single"/>
+        </w:rPr>
+        <w:t>李白</w:t>
+      </w:r>
+      <w:r>
+        <w:rPr>
+          <w:rFonts w:ascii="標楷體" w:eastAsia="標楷體" w:hAnsi="標楷體" w:hint="eastAsia"/>
+          <w:sz w:val="28"/>
+          <w:szCs w:val="28"/>
+        </w:rPr>
+        <w:t>以想像超越現實的浪漫精神。</w:t>
       </w:r>
     </w:p>
     <w:p>
@@ -1161,23 +939,13 @@
           <w:szCs w:val="28"/>
         </w:rPr>
       </w:pPr>
-      <w:proofErr w:type="gramStart"/>
-      <w:r>
-        <w:rPr>
-          <w:rFonts w:ascii="標楷體" w:eastAsia="標楷體" w:hAnsi="標楷體" w:hint="eastAsia"/>
-          <w:sz w:val="28"/>
-          <w:szCs w:val="28"/>
-        </w:rPr>
-        <w:t>誇</w:t>
-      </w:r>
-      <w:proofErr w:type="gramEnd"/>
-      <w:r>
-        <w:rPr>
-          <w:rFonts w:ascii="標楷體" w:eastAsia="標楷體" w:hAnsi="標楷體" w:hint="eastAsia"/>
-          <w:sz w:val="28"/>
-          <w:szCs w:val="28"/>
-        </w:rPr>
-        <w:t>飾</w:t>
+      <w:r>
+        <w:rPr>
+          <w:rFonts w:ascii="標楷體" w:eastAsia="標楷體" w:hAnsi="標楷體" w:hint="eastAsia"/>
+          <w:sz w:val="28"/>
+          <w:szCs w:val="28"/>
+        </w:rPr>
+        <w:t>誇飾</w:t>
       </w:r>
       <w:r>
         <w:rPr>
@@ -1300,41 +1068,15 @@
           <w:sz w:val="28"/>
           <w:szCs w:val="28"/>
         </w:rPr>
-        <w:t>超現實</w:t>
-      </w:r>
-      <w:r>
-        <w:rPr>
-          <w:rFonts w:ascii="標楷體" w:eastAsia="標楷體" w:hAnsi="標楷體" w:hint="eastAsia"/>
-          <w:sz w:val="28"/>
-          <w:szCs w:val="28"/>
-        </w:rPr>
-        <w:t>：</w:t>
-      </w:r>
-      <w:r>
-        <w:rPr>
-          <w:rFonts w:ascii="標楷體" w:eastAsia="標楷體" w:hAnsi="標楷體" w:hint="eastAsia"/>
-          <w:sz w:val="28"/>
-          <w:szCs w:val="28"/>
-        </w:rPr>
-        <w:t>超越日常經驗的描寫，如人能「摘星」，</w:t>
-      </w:r>
-      <w:proofErr w:type="gramStart"/>
-      <w:r>
-        <w:rPr>
-          <w:rFonts w:ascii="標楷體" w:eastAsia="標楷體" w:hAnsi="標楷體" w:hint="eastAsia"/>
-          <w:sz w:val="28"/>
-          <w:szCs w:val="28"/>
-        </w:rPr>
-        <w:t>使詩境</w:t>
-      </w:r>
-      <w:proofErr w:type="gramEnd"/>
-      <w:r>
-        <w:rPr>
-          <w:rFonts w:ascii="標楷體" w:eastAsia="標楷體" w:hAnsi="標楷體" w:hint="eastAsia"/>
-          <w:sz w:val="28"/>
-          <w:szCs w:val="28"/>
-        </w:rPr>
-        <w:t>脫離現實限制，進入想像與幻想的層次。</w:t>
+        <w:t>超現實：</w:t>
+      </w:r>
+      <w:r>
+        <w:rPr>
+          <w:rFonts w:ascii="標楷體" w:eastAsia="標楷體" w:hAnsi="標楷體" w:hint="eastAsia"/>
+          <w:sz w:val="28"/>
+          <w:szCs w:val="28"/>
+        </w:rPr>
+        <w:t>超越日常經驗的描寫，如人能「摘星」，使詩境脫離現實限制，進入想像與幻想的層次。</w:t>
       </w:r>
     </w:p>
     <w:p>
@@ -1359,95 +1101,15 @@
           <w:sz w:val="28"/>
           <w:szCs w:val="28"/>
         </w:rPr>
-        <w:t>襯托</w:t>
-      </w:r>
-      <w:r>
-        <w:rPr>
-          <w:rFonts w:ascii="標楷體" w:eastAsia="標楷體" w:hAnsi="標楷體" w:hint="eastAsia"/>
-          <w:sz w:val="28"/>
-          <w:szCs w:val="28"/>
-        </w:rPr>
-        <w:t>：</w:t>
-      </w:r>
-      <w:r>
-        <w:rPr>
-          <w:rFonts w:ascii="標楷體" w:eastAsia="標楷體" w:hAnsi="標楷體" w:hint="eastAsia"/>
-          <w:sz w:val="28"/>
-          <w:szCs w:val="28"/>
-        </w:rPr>
-        <w:t>以前後對比突顯主題。前兩</w:t>
-      </w:r>
-      <w:proofErr w:type="gramStart"/>
-      <w:r>
-        <w:rPr>
-          <w:rFonts w:ascii="標楷體" w:eastAsia="標楷體" w:hAnsi="標楷體" w:hint="eastAsia"/>
-          <w:sz w:val="28"/>
-          <w:szCs w:val="28"/>
-        </w:rPr>
-        <w:t>句寫樓高</w:t>
-      </w:r>
-      <w:proofErr w:type="gramEnd"/>
-      <w:r>
-        <w:rPr>
-          <w:rFonts w:ascii="標楷體" w:eastAsia="標楷體" w:hAnsi="標楷體" w:hint="eastAsia"/>
-          <w:sz w:val="28"/>
-          <w:szCs w:val="28"/>
-        </w:rPr>
-        <w:t>與氣勢，後兩句寫低聲細語，以</w:t>
-      </w:r>
-      <w:proofErr w:type="gramStart"/>
-      <w:r>
-        <w:rPr>
-          <w:rFonts w:ascii="標楷體" w:eastAsia="標楷體" w:hAnsi="標楷體" w:hint="eastAsia"/>
-          <w:sz w:val="28"/>
-          <w:szCs w:val="28"/>
-        </w:rPr>
-        <w:t>靜襯高</w:t>
-      </w:r>
-      <w:proofErr w:type="gramEnd"/>
-      <w:r>
-        <w:rPr>
-          <w:rFonts w:ascii="標楷體" w:eastAsia="標楷體" w:hAnsi="標楷體" w:hint="eastAsia"/>
-          <w:sz w:val="28"/>
-          <w:szCs w:val="28"/>
-        </w:rPr>
-        <w:t>、以</w:t>
-      </w:r>
-      <w:proofErr w:type="gramStart"/>
-      <w:r>
-        <w:rPr>
-          <w:rFonts w:ascii="標楷體" w:eastAsia="標楷體" w:hAnsi="標楷體" w:hint="eastAsia"/>
-          <w:sz w:val="28"/>
-          <w:szCs w:val="28"/>
-        </w:rPr>
-        <w:t>小襯大</w:t>
-      </w:r>
-      <w:proofErr w:type="gramEnd"/>
-      <w:r>
-        <w:rPr>
-          <w:rFonts w:ascii="標楷體" w:eastAsia="標楷體" w:hAnsi="標楷體" w:hint="eastAsia"/>
-          <w:sz w:val="28"/>
-          <w:szCs w:val="28"/>
-        </w:rPr>
-        <w:t>，</w:t>
-      </w:r>
-      <w:proofErr w:type="gramStart"/>
-      <w:r>
-        <w:rPr>
-          <w:rFonts w:ascii="標楷體" w:eastAsia="標楷體" w:hAnsi="標楷體" w:hint="eastAsia"/>
-          <w:sz w:val="28"/>
-          <w:szCs w:val="28"/>
-        </w:rPr>
-        <w:t>更顯山寺</w:t>
-      </w:r>
-      <w:proofErr w:type="gramEnd"/>
-      <w:r>
-        <w:rPr>
-          <w:rFonts w:ascii="標楷體" w:eastAsia="標楷體" w:hAnsi="標楷體" w:hint="eastAsia"/>
-          <w:sz w:val="28"/>
-          <w:szCs w:val="28"/>
-        </w:rPr>
-        <w:t>之高與環境之幽靜。</w:t>
+        <w:t>襯托：</w:t>
+      </w:r>
+      <w:r>
+        <w:rPr>
+          <w:rFonts w:ascii="標楷體" w:eastAsia="標楷體" w:hAnsi="標楷體" w:hint="eastAsia"/>
+          <w:sz w:val="28"/>
+          <w:szCs w:val="28"/>
+        </w:rPr>
+        <w:t>以前後對比突顯主題。前兩句寫樓高與氣勢，後兩句寫低聲細語，以靜襯高、以小襯大，更顯山寺之高與環境之幽靜。</w:t>
       </w:r>
     </w:p>
     <w:p>
@@ -1488,43 +1150,7 @@
           <w:sz w:val="28"/>
           <w:szCs w:val="28"/>
         </w:rPr>
-        <w:t>語言精簡、節奏清楚。</w:t>
-      </w:r>
-      <w:proofErr w:type="gramStart"/>
-      <w:r>
-        <w:rPr>
-          <w:rFonts w:ascii="標楷體" w:eastAsia="標楷體" w:hAnsi="標楷體" w:hint="eastAsia"/>
-          <w:sz w:val="28"/>
-          <w:szCs w:val="28"/>
-        </w:rPr>
-        <w:t>全詩僅</w:t>
-      </w:r>
-      <w:proofErr w:type="gramEnd"/>
-      <w:r>
-        <w:rPr>
-          <w:rFonts w:ascii="標楷體" w:eastAsia="標楷體" w:hAnsi="標楷體" w:hint="eastAsia"/>
-          <w:sz w:val="28"/>
-          <w:szCs w:val="28"/>
-        </w:rPr>
-        <w:t>二十字，</w:t>
-      </w:r>
-      <w:proofErr w:type="gramStart"/>
-      <w:r>
-        <w:rPr>
-          <w:rFonts w:ascii="標楷體" w:eastAsia="標楷體" w:hAnsi="標楷體" w:hint="eastAsia"/>
-          <w:sz w:val="28"/>
-          <w:szCs w:val="28"/>
-        </w:rPr>
-        <w:t>句句直白有力</w:t>
-      </w:r>
-      <w:proofErr w:type="gramEnd"/>
-      <w:r>
-        <w:rPr>
-          <w:rFonts w:ascii="標楷體" w:eastAsia="標楷體" w:hAnsi="標楷體" w:hint="eastAsia"/>
-          <w:sz w:val="28"/>
-          <w:szCs w:val="28"/>
-        </w:rPr>
-        <w:t>，沒有多餘鋪陳，卻意象鮮明。</w:t>
+        <w:t>語言精簡、節奏清楚。全詩僅二十字，句句直白有力，沒有多餘鋪陳，卻意象鮮明。</w:t>
       </w:r>
     </w:p>
     <w:p>
@@ -1641,7 +1267,6 @@
         </w:rPr>
         <w:t>（</w:t>
       </w:r>
-      <w:proofErr w:type="gramStart"/>
       <w:r>
         <w:rPr>
           <w:rFonts w:ascii="標楷體" w:eastAsia="標楷體" w:hAnsi="標楷體" w:hint="eastAsia"/>
@@ -1651,7 +1276,6 @@
         </w:rPr>
         <w:t>ㄐㄧ</w:t>
       </w:r>
-      <w:proofErr w:type="gramEnd"/>
       <w:r>
         <w:rPr>
           <w:rFonts w:ascii="標楷體" w:eastAsia="標楷體" w:hAnsi="標楷體" w:hint="eastAsia"/>
@@ -1674,7 +1298,24 @@
           <w:sz w:val="28"/>
           <w:szCs w:val="28"/>
         </w:rPr>
-        <w:t>表現詩人自由奔放的精神。敢於想像伸手摘星，展現李白不受現實拘束的創作氣質。</w:t>
+        <w:t>表現詩人自由奔放的精神。敢於想像伸手摘星，展現</w:t>
+      </w:r>
+      <w:r>
+        <w:rPr>
+          <w:rFonts w:ascii="標楷體" w:eastAsia="標楷體" w:hAnsi="標楷體" w:hint="eastAsia"/>
+          <w:sz w:val="28"/>
+          <w:szCs w:val="28"/>
+          <w:u w:val="single"/>
+        </w:rPr>
+        <w:t>李白</w:t>
+      </w:r>
+      <w:r>
+        <w:rPr>
+          <w:rFonts w:ascii="標楷體" w:eastAsia="標楷體" w:hAnsi="標楷體" w:hint="eastAsia"/>
+          <w:sz w:val="28"/>
+          <w:szCs w:val="28"/>
+        </w:rPr>
+        <w:t>不受現實拘束的創作氣質。</w:t>
       </w:r>
     </w:p>
     <w:p>
@@ -1729,7 +1370,7 @@
         <w:ind w:leftChars="0" w:left="284" w:hanging="426"/>
         <w:jc w:val="both"/>
         <w:rPr>
-          <w:rFonts w:ascii="標楷體" w:eastAsia="標楷體" w:hAnsi="標楷體" w:hint="eastAsia"/>
+          <w:rFonts w:ascii="標楷體" w:eastAsia="標楷體" w:hAnsi="標楷體"/>
           <w:sz w:val="28"/>
           <w:szCs w:val="28"/>
         </w:rPr>
@@ -1750,7 +1391,6 @@
         </w:rPr>
         <w:t>（</w:t>
       </w:r>
-      <w:proofErr w:type="gramStart"/>
       <w:r>
         <w:rPr>
           <w:rFonts w:ascii="標楷體" w:eastAsia="標楷體" w:hAnsi="標楷體" w:hint="eastAsia"/>
@@ -1760,7 +1400,6 @@
         </w:rPr>
         <w:t>ㄩˋ</w:t>
       </w:r>
-      <w:proofErr w:type="gramEnd"/>
       <w:r>
         <w:rPr>
           <w:rFonts w:ascii="標楷體" w:eastAsia="標楷體" w:hAnsi="標楷體" w:hint="eastAsia"/>
@@ -1791,61 +1430,7 @@
           <w:sz w:val="28"/>
           <w:szCs w:val="28"/>
         </w:rPr>
-        <w:t>用</w:t>
-      </w:r>
-      <w:proofErr w:type="gramStart"/>
-      <w:r>
-        <w:rPr>
-          <w:rFonts w:ascii="標楷體" w:eastAsia="標楷體" w:hAnsi="標楷體" w:hint="eastAsia"/>
-          <w:sz w:val="28"/>
-          <w:szCs w:val="28"/>
-        </w:rPr>
-        <w:t>極</w:t>
-      </w:r>
-      <w:proofErr w:type="gramEnd"/>
-      <w:r>
-        <w:rPr>
-          <w:rFonts w:ascii="標楷體" w:eastAsia="標楷體" w:hAnsi="標楷體" w:hint="eastAsia"/>
-          <w:sz w:val="28"/>
-          <w:szCs w:val="28"/>
-        </w:rPr>
-        <w:t>簡文字掌控豐富內容。</w:t>
-      </w:r>
-      <w:proofErr w:type="gramStart"/>
-      <w:r>
-        <w:rPr>
-          <w:rFonts w:ascii="標楷體" w:eastAsia="標楷體" w:hAnsi="標楷體" w:hint="eastAsia"/>
-          <w:sz w:val="28"/>
-          <w:szCs w:val="28"/>
-        </w:rPr>
-        <w:t>全詩雖</w:t>
-      </w:r>
-      <w:proofErr w:type="gramEnd"/>
-      <w:r>
-        <w:rPr>
-          <w:rFonts w:ascii="標楷體" w:eastAsia="標楷體" w:hAnsi="標楷體" w:hint="eastAsia"/>
-          <w:sz w:val="28"/>
-          <w:szCs w:val="28"/>
-        </w:rPr>
-        <w:t>短，卻同時表現高度、靜謐、</w:t>
-      </w:r>
-      <w:proofErr w:type="gramStart"/>
-      <w:r>
-        <w:rPr>
-          <w:rFonts w:ascii="標楷體" w:eastAsia="標楷體" w:hAnsi="標楷體" w:hint="eastAsia"/>
-          <w:sz w:val="28"/>
-          <w:szCs w:val="28"/>
-        </w:rPr>
-        <w:t>想像與哲思</w:t>
-      </w:r>
-      <w:proofErr w:type="gramEnd"/>
-      <w:r>
-        <w:rPr>
-          <w:rFonts w:ascii="標楷體" w:eastAsia="標楷體" w:hAnsi="標楷體" w:hint="eastAsia"/>
-          <w:sz w:val="28"/>
-          <w:szCs w:val="28"/>
-        </w:rPr>
-        <w:t>，展現高度凝練的藝術效果。</w:t>
+        <w:t>用極簡文字掌控豐富內容。全詩雖短，卻同時表現高度、靜謐、想像與哲思，展現高度凝練的藝術效果。</w:t>
       </w:r>
     </w:p>
     <w:sectPr>
@@ -1860,7 +1445,7 @@
 </file>
 
 <file path=word/endnotes.xml><?xml version="1.0" encoding="utf-8"?>
-<w:endnotes xmlns:wpc="http://schemas.microsoft.com/office/word/2010/wordprocessingCanvas" xmlns:cx="http://schemas.microsoft.com/office/drawing/2014/chartex" xmlns:cx1="http://schemas.microsoft.com/office/drawing/2015/9/8/chartex" xmlns:cx2="http://schemas.microsoft.com/office/drawing/2015/10/21/chartex" xmlns:cx3="http://schemas.microsoft.com/office/drawing/2016/5/9/chartex" xmlns:cx4="http://schemas.microsoft.com/office/drawing/2016/5/10/chartex" xmlns:cx5="http://schemas.microsoft.com/office/drawing/2016/5/11/chartex" xmlns:cx6="http://schemas.microsoft.com/office/drawing/2016/5/12/chartex" xmlns:cx7="http://schemas.microsoft.com/office/drawing/2016/5/13/chartex" xmlns:cx8="http://schemas.microsoft.com/office/drawing/2016/5/14/chartex" xmlns:mc="http://schemas.openxmlformats.org/markup-compatibility/2006" xmlns:aink="http://schemas.microsoft.com/office/drawing/2016/ink" xmlns:am3d="http://schemas.microsoft.com/office/drawing/2017/model3d" xmlns:o="urn:schemas-microsoft-com:office:office" xmlns:r="http://schemas.openxmlformats.org/officeDocument/2006/relationships" xmlns:m="http://schemas.openxmlformats.org/officeDocument/2006/math" xmlns:v="urn:schemas-microsoft-com:vml" xmlns:wp14="http://schemas.microsoft.com/office/word/2010/wordprocessingDrawing" xmlns:wp="http://schemas.openxmlformats.org/drawingml/2006/wordprocessingDrawing" xmlns:w10="urn:schemas-microsoft-com:office:word" xmlns:w="http://schemas.openxmlformats.org/wordprocessingml/2006/main" xmlns:w14="http://schemas.microsoft.com/office/word/2010/wordml" xmlns:w15="http://schemas.microsoft.com/office/word/2012/wordml" xmlns:w16cex="http://schemas.microsoft.com/office/word/2018/wordml/cex" xmlns:w16cid="http://schemas.microsoft.com/office/word/2016/wordml/cid" xmlns:w16="http://schemas.microsoft.com/office/word/2018/wordml" xmlns:w16sdtdh="http://schemas.microsoft.com/office/word/2020/wordml/sdtdatahash" xmlns:w16se="http://schemas.microsoft.com/office/word/2015/wordml/symex" xmlns:wpg="http://schemas.microsoft.com/office/word/2010/wordprocessingGroup" xmlns:wpi="http://schemas.microsoft.com/office/word/2010/wordprocessingInk" xmlns:wne="http://schemas.microsoft.com/office/word/2006/wordml" xmlns:wps="http://schemas.microsoft.com/office/word/2010/wordprocessingShape" mc:Ignorable="w14 w15 w16se w16cid w16 w16cex w16sdtdh wp14">
+<w:endnotes xmlns:wpc="http://schemas.microsoft.com/office/word/2010/wordprocessingCanvas" xmlns:cx="http://schemas.microsoft.com/office/drawing/2014/chartex" xmlns:cx1="http://schemas.microsoft.com/office/drawing/2015/9/8/chartex" xmlns:cx2="http://schemas.microsoft.com/office/drawing/2015/10/21/chartex" xmlns:cx3="http://schemas.microsoft.com/office/drawing/2016/5/9/chartex" xmlns:cx4="http://schemas.microsoft.com/office/drawing/2016/5/10/chartex" xmlns:cx5="http://schemas.microsoft.com/office/drawing/2016/5/11/chartex" xmlns:cx6="http://schemas.microsoft.com/office/drawing/2016/5/12/chartex" xmlns:cx7="http://schemas.microsoft.com/office/drawing/2016/5/13/chartex" xmlns:cx8="http://schemas.microsoft.com/office/drawing/2016/5/14/chartex" xmlns:mc="http://schemas.openxmlformats.org/markup-compatibility/2006" xmlns:aink="http://schemas.microsoft.com/office/drawing/2016/ink" xmlns:am3d="http://schemas.microsoft.com/office/drawing/2017/model3d" xmlns:o="urn:schemas-microsoft-com:office:office" xmlns:oel="http://schemas.microsoft.com/office/2019/extlst" xmlns:r="http://schemas.openxmlformats.org/officeDocument/2006/relationships" xmlns:m="http://schemas.openxmlformats.org/officeDocument/2006/math" xmlns:v="urn:schemas-microsoft-com:vml" xmlns:wp14="http://schemas.microsoft.com/office/word/2010/wordprocessingDrawing" xmlns:wp="http://schemas.openxmlformats.org/drawingml/2006/wordprocessingDrawing" xmlns:w10="urn:schemas-microsoft-com:office:word" xmlns:w="http://schemas.openxmlformats.org/wordprocessingml/2006/main" xmlns:w14="http://schemas.microsoft.com/office/word/2010/wordml" xmlns:w15="http://schemas.microsoft.com/office/word/2012/wordml" xmlns:w16cex="http://schemas.microsoft.com/office/word/2018/wordml/cex" xmlns:w16cid="http://schemas.microsoft.com/office/word/2016/wordml/cid" xmlns:w16="http://schemas.microsoft.com/office/word/2018/wordml" xmlns:w16du="http://schemas.microsoft.com/office/word/2023/wordml/word16du" xmlns:w16sdtdh="http://schemas.microsoft.com/office/word/2020/wordml/sdtdatahash" xmlns:w16sdtfl="http://schemas.microsoft.com/office/word/2024/wordml/sdtformatlock" xmlns:w16se="http://schemas.microsoft.com/office/word/2015/wordml/symex" xmlns:wpg="http://schemas.microsoft.com/office/word/2010/wordprocessingGroup" xmlns:wpi="http://schemas.microsoft.com/office/word/2010/wordprocessingInk" xmlns:wne="http://schemas.microsoft.com/office/word/2006/wordml" xmlns:wps="http://schemas.microsoft.com/office/word/2010/wordprocessingShape" mc:Ignorable="w14 w15 w16se w16cid w16 w16cex w16sdtdh w16sdtfl w16du wp14">
   <w:endnote w:type="separator" w:id="-1">
     <w:p>
       <w:r>
@@ -1879,7 +1464,7 @@
 </file>
 
 <file path=word/footer1.xml><?xml version="1.0" encoding="utf-8"?>
-<w:ftr xmlns:wpc="http://schemas.microsoft.com/office/word/2010/wordprocessingCanvas" xmlns:cx="http://schemas.microsoft.com/office/drawing/2014/chartex" xmlns:cx1="http://schemas.microsoft.com/office/drawing/2015/9/8/chartex" xmlns:cx2="http://schemas.microsoft.com/office/drawing/2015/10/21/chartex" xmlns:cx3="http://schemas.microsoft.com/office/drawing/2016/5/9/chartex" xmlns:cx4="http://schemas.microsoft.com/office/drawing/2016/5/10/chartex" xmlns:cx5="http://schemas.microsoft.com/office/drawing/2016/5/11/chartex" xmlns:cx6="http://schemas.microsoft.com/office/drawing/2016/5/12/chartex" xmlns:cx7="http://schemas.microsoft.com/office/drawing/2016/5/13/chartex" xmlns:cx8="http://schemas.microsoft.com/office/drawing/2016/5/14/chartex" xmlns:mc="http://schemas.openxmlformats.org/markup-compatibility/2006" xmlns:aink="http://schemas.microsoft.com/office/drawing/2016/ink" xmlns:am3d="http://schemas.microsoft.com/office/drawing/2017/model3d" xmlns:o="urn:schemas-microsoft-com:office:office" xmlns:r="http://schemas.openxmlformats.org/officeDocument/2006/relationships" xmlns:m="http://schemas.openxmlformats.org/officeDocument/2006/math" xmlns:v="urn:schemas-microsoft-com:vml" xmlns:wp14="http://schemas.microsoft.com/office/word/2010/wordprocessingDrawing" xmlns:wp="http://schemas.openxmlformats.org/drawingml/2006/wordprocessingDrawing" xmlns:w10="urn:schemas-microsoft-com:office:word" xmlns:w="http://schemas.openxmlformats.org/wordprocessingml/2006/main" xmlns:w14="http://schemas.microsoft.com/office/word/2010/wordml" xmlns:w15="http://schemas.microsoft.com/office/word/2012/wordml" xmlns:w16cex="http://schemas.microsoft.com/office/word/2018/wordml/cex" xmlns:w16cid="http://schemas.microsoft.com/office/word/2016/wordml/cid" xmlns:w16="http://schemas.microsoft.com/office/word/2018/wordml" xmlns:w16sdtdh="http://schemas.microsoft.com/office/word/2020/wordml/sdtdatahash" xmlns:w16se="http://schemas.microsoft.com/office/word/2015/wordml/symex" xmlns:wpg="http://schemas.microsoft.com/office/word/2010/wordprocessingGroup" xmlns:wpi="http://schemas.microsoft.com/office/word/2010/wordprocessingInk" xmlns:wne="http://schemas.microsoft.com/office/word/2006/wordml" xmlns:wps="http://schemas.microsoft.com/office/word/2010/wordprocessingShape" mc:Ignorable="w14 w15 w16se w16cid w16 w16cex w16sdtdh wp14">
+<w:ftr xmlns:wpc="http://schemas.microsoft.com/office/word/2010/wordprocessingCanvas" xmlns:cx="http://schemas.microsoft.com/office/drawing/2014/chartex" xmlns:cx1="http://schemas.microsoft.com/office/drawing/2015/9/8/chartex" xmlns:cx2="http://schemas.microsoft.com/office/drawing/2015/10/21/chartex" xmlns:cx3="http://schemas.microsoft.com/office/drawing/2016/5/9/chartex" xmlns:cx4="http://schemas.microsoft.com/office/drawing/2016/5/10/chartex" xmlns:cx5="http://schemas.microsoft.com/office/drawing/2016/5/11/chartex" xmlns:cx6="http://schemas.microsoft.com/office/drawing/2016/5/12/chartex" xmlns:cx7="http://schemas.microsoft.com/office/drawing/2016/5/13/chartex" xmlns:cx8="http://schemas.microsoft.com/office/drawing/2016/5/14/chartex" xmlns:mc="http://schemas.openxmlformats.org/markup-compatibility/2006" xmlns:aink="http://schemas.microsoft.com/office/drawing/2016/ink" xmlns:am3d="http://schemas.microsoft.com/office/drawing/2017/model3d" xmlns:o="urn:schemas-microsoft-com:office:office" xmlns:oel="http://schemas.microsoft.com/office/2019/extlst" xmlns:r="http://schemas.openxmlformats.org/officeDocument/2006/relationships" xmlns:m="http://schemas.openxmlformats.org/officeDocument/2006/math" xmlns:v="urn:schemas-microsoft-com:vml" xmlns:wp14="http://schemas.microsoft.com/office/word/2010/wordprocessingDrawing" xmlns:wp="http://schemas.openxmlformats.org/drawingml/2006/wordprocessingDrawing" xmlns:w10="urn:schemas-microsoft-com:office:word" xmlns:w="http://schemas.openxmlformats.org/wordprocessingml/2006/main" xmlns:w14="http://schemas.microsoft.com/office/word/2010/wordml" xmlns:w15="http://schemas.microsoft.com/office/word/2012/wordml" xmlns:w16cex="http://schemas.microsoft.com/office/word/2018/wordml/cex" xmlns:w16cid="http://schemas.microsoft.com/office/word/2016/wordml/cid" xmlns:w16="http://schemas.microsoft.com/office/word/2018/wordml" xmlns:w16du="http://schemas.microsoft.com/office/word/2023/wordml/word16du" xmlns:w16sdtdh="http://schemas.microsoft.com/office/word/2020/wordml/sdtdatahash" xmlns:w16sdtfl="http://schemas.microsoft.com/office/word/2024/wordml/sdtformatlock" xmlns:w16se="http://schemas.microsoft.com/office/word/2015/wordml/symex" xmlns:wpg="http://schemas.microsoft.com/office/word/2010/wordprocessingGroup" xmlns:wpi="http://schemas.microsoft.com/office/word/2010/wordprocessingInk" xmlns:wne="http://schemas.microsoft.com/office/word/2006/wordml" xmlns:wps="http://schemas.microsoft.com/office/word/2010/wordprocessingShape" mc:Ignorable="w14 w15 w16se w16cid w16 w16cex w16sdtdh w16sdtfl w16du wp14">
   <w:sdt>
     <w:sdtPr>
       <w:id w:val="-340088253"/>
@@ -1888,7 +1473,6 @@
         <w:docPartUnique/>
       </w:docPartObj>
     </w:sdtPr>
-    <w:sdtEndPr/>
     <w:sdtContent>
       <w:p>
         <w:pPr>
@@ -1931,7 +1515,7 @@
 </file>
 
 <file path=word/footnotes.xml><?xml version="1.0" encoding="utf-8"?>
-<w:footnotes xmlns:wpc="http://schemas.microsoft.com/office/word/2010/wordprocessingCanvas" xmlns:cx="http://schemas.microsoft.com/office/drawing/2014/chartex" xmlns:cx1="http://schemas.microsoft.com/office/drawing/2015/9/8/chartex" xmlns:cx2="http://schemas.microsoft.com/office/drawing/2015/10/21/chartex" xmlns:cx3="http://schemas.microsoft.com/office/drawing/2016/5/9/chartex" xmlns:cx4="http://schemas.microsoft.com/office/drawing/2016/5/10/chartex" xmlns:cx5="http://schemas.microsoft.com/office/drawing/2016/5/11/chartex" xmlns:cx6="http://schemas.microsoft.com/office/drawing/2016/5/12/chartex" xmlns:cx7="http://schemas.microsoft.com/office/drawing/2016/5/13/chartex" xmlns:cx8="http://schemas.microsoft.com/office/drawing/2016/5/14/chartex" xmlns:mc="http://schemas.openxmlformats.org/markup-compatibility/2006" xmlns:aink="http://schemas.microsoft.com/office/drawing/2016/ink" xmlns:am3d="http://schemas.microsoft.com/office/drawing/2017/model3d" xmlns:o="urn:schemas-microsoft-com:office:office" xmlns:r="http://schemas.openxmlformats.org/officeDocument/2006/relationships" xmlns:m="http://schemas.openxmlformats.org/officeDocument/2006/math" xmlns:v="urn:schemas-microsoft-com:vml" xmlns:wp14="http://schemas.microsoft.com/office/word/2010/wordprocessingDrawing" xmlns:wp="http://schemas.openxmlformats.org/drawingml/2006/wordprocessingDrawing" xmlns:w10="urn:schemas-microsoft-com:office:word" xmlns:w="http://schemas.openxmlformats.org/wordprocessingml/2006/main" xmlns:w14="http://schemas.microsoft.com/office/word/2010/wordml" xmlns:w15="http://schemas.microsoft.com/office/word/2012/wordml" xmlns:w16cex="http://schemas.microsoft.com/office/word/2018/wordml/cex" xmlns:w16cid="http://schemas.microsoft.com/office/word/2016/wordml/cid" xmlns:w16="http://schemas.microsoft.com/office/word/2018/wordml" xmlns:w16sdtdh="http://schemas.microsoft.com/office/word/2020/wordml/sdtdatahash" xmlns:w16se="http://schemas.microsoft.com/office/word/2015/wordml/symex" xmlns:wpg="http://schemas.microsoft.com/office/word/2010/wordprocessingGroup" xmlns:wpi="http://schemas.microsoft.com/office/word/2010/wordprocessingInk" xmlns:wne="http://schemas.microsoft.com/office/word/2006/wordml" xmlns:wps="http://schemas.microsoft.com/office/word/2010/wordprocessingShape" mc:Ignorable="w14 w15 w16se w16cid w16 w16cex w16sdtdh wp14">
+<w:footnotes xmlns:wpc="http://schemas.microsoft.com/office/word/2010/wordprocessingCanvas" xmlns:cx="http://schemas.microsoft.com/office/drawing/2014/chartex" xmlns:cx1="http://schemas.microsoft.com/office/drawing/2015/9/8/chartex" xmlns:cx2="http://schemas.microsoft.com/office/drawing/2015/10/21/chartex" xmlns:cx3="http://schemas.microsoft.com/office/drawing/2016/5/9/chartex" xmlns:cx4="http://schemas.microsoft.com/office/drawing/2016/5/10/chartex" xmlns:cx5="http://schemas.microsoft.com/office/drawing/2016/5/11/chartex" xmlns:cx6="http://schemas.microsoft.com/office/drawing/2016/5/12/chartex" xmlns:cx7="http://schemas.microsoft.com/office/drawing/2016/5/13/chartex" xmlns:cx8="http://schemas.microsoft.com/office/drawing/2016/5/14/chartex" xmlns:mc="http://schemas.openxmlformats.org/markup-compatibility/2006" xmlns:aink="http://schemas.microsoft.com/office/drawing/2016/ink" xmlns:am3d="http://schemas.microsoft.com/office/drawing/2017/model3d" xmlns:o="urn:schemas-microsoft-com:office:office" xmlns:oel="http://schemas.microsoft.com/office/2019/extlst" xmlns:r="http://schemas.openxmlformats.org/officeDocument/2006/relationships" xmlns:m="http://schemas.openxmlformats.org/officeDocument/2006/math" xmlns:v="urn:schemas-microsoft-com:vml" xmlns:wp14="http://schemas.microsoft.com/office/word/2010/wordprocessingDrawing" xmlns:wp="http://schemas.openxmlformats.org/drawingml/2006/wordprocessingDrawing" xmlns:w10="urn:schemas-microsoft-com:office:word" xmlns:w="http://schemas.openxmlformats.org/wordprocessingml/2006/main" xmlns:w14="http://schemas.microsoft.com/office/word/2010/wordml" xmlns:w15="http://schemas.microsoft.com/office/word/2012/wordml" xmlns:w16cex="http://schemas.microsoft.com/office/word/2018/wordml/cex" xmlns:w16cid="http://schemas.microsoft.com/office/word/2016/wordml/cid" xmlns:w16="http://schemas.microsoft.com/office/word/2018/wordml" xmlns:w16du="http://schemas.microsoft.com/office/word/2023/wordml/word16du" xmlns:w16sdtdh="http://schemas.microsoft.com/office/word/2020/wordml/sdtdatahash" xmlns:w16sdtfl="http://schemas.microsoft.com/office/word/2024/wordml/sdtformatlock" xmlns:w16se="http://schemas.microsoft.com/office/word/2015/wordml/symex" xmlns:wpg="http://schemas.microsoft.com/office/word/2010/wordprocessingGroup" xmlns:wpi="http://schemas.microsoft.com/office/word/2010/wordprocessingInk" xmlns:wne="http://schemas.microsoft.com/office/word/2006/wordml" xmlns:wps="http://schemas.microsoft.com/office/word/2010/wordprocessingShape" mc:Ignorable="w14 w15 w16se w16cid w16 w16cex w16sdtdh w16sdtfl w16du wp14">
   <w:footnote w:type="separator" w:id="-1">
     <w:p>
       <w:r>
@@ -1950,7 +1534,7 @@
 </file>
 
 <file path=word/numbering.xml><?xml version="1.0" encoding="utf-8"?>
-<w:numbering xmlns:wpc="http://schemas.microsoft.com/office/word/2010/wordprocessingCanvas" xmlns:cx="http://schemas.microsoft.com/office/drawing/2014/chartex" xmlns:cx1="http://schemas.microsoft.com/office/drawing/2015/9/8/chartex" xmlns:cx2="http://schemas.microsoft.com/office/drawing/2015/10/21/chartex" xmlns:cx3="http://schemas.microsoft.com/office/drawing/2016/5/9/chartex" xmlns:cx4="http://schemas.microsoft.com/office/drawing/2016/5/10/chartex" xmlns:cx5="http://schemas.microsoft.com/office/drawing/2016/5/11/chartex" xmlns:cx6="http://schemas.microsoft.com/office/drawing/2016/5/12/chartex" xmlns:cx7="http://schemas.microsoft.com/office/drawing/2016/5/13/chartex" xmlns:cx8="http://schemas.microsoft.com/office/drawing/2016/5/14/chartex" xmlns:mc="http://schemas.openxmlformats.org/markup-compatibility/2006" xmlns:aink="http://schemas.microsoft.com/office/drawing/2016/ink" xmlns:am3d="http://schemas.microsoft.com/office/drawing/2017/model3d" xmlns:o="urn:schemas-microsoft-com:office:office" xmlns:r="http://schemas.openxmlformats.org/officeDocument/2006/relationships" xmlns:m="http://schemas.openxmlformats.org/officeDocument/2006/math" xmlns:v="urn:schemas-microsoft-com:vml" xmlns:wp14="http://schemas.microsoft.com/office/word/2010/wordprocessingDrawing" xmlns:wp="http://schemas.openxmlformats.org/drawingml/2006/wordprocessingDrawing" xmlns:w10="urn:schemas-microsoft-com:office:word" xmlns:w="http://schemas.openxmlformats.org/wordprocessingml/2006/main" xmlns:w14="http://schemas.microsoft.com/office/word/2010/wordml" xmlns:w15="http://schemas.microsoft.com/office/word/2012/wordml" xmlns:w16cex="http://schemas.microsoft.com/office/word/2018/wordml/cex" xmlns:w16cid="http://schemas.microsoft.com/office/word/2016/wordml/cid" xmlns:w16="http://schemas.microsoft.com/office/word/2018/wordml" xmlns:w16sdtdh="http://schemas.microsoft.com/office/word/2020/wordml/sdtdatahash" xmlns:w16se="http://schemas.microsoft.com/office/word/2015/wordml/symex" xmlns:wpg="http://schemas.microsoft.com/office/word/2010/wordprocessingGroup" xmlns:wpi="http://schemas.microsoft.com/office/word/2010/wordprocessingInk" xmlns:wne="http://schemas.microsoft.com/office/word/2006/wordml" xmlns:wps="http://schemas.microsoft.com/office/word/2010/wordprocessingShape" mc:Ignorable="w14 w15 w16se w16cid w16 w16cex w16sdtdh wp14">
+<w:numbering xmlns:wpc="http://schemas.microsoft.com/office/word/2010/wordprocessingCanvas" xmlns:cx="http://schemas.microsoft.com/office/drawing/2014/chartex" xmlns:cx1="http://schemas.microsoft.com/office/drawing/2015/9/8/chartex" xmlns:cx2="http://schemas.microsoft.com/office/drawing/2015/10/21/chartex" xmlns:cx3="http://schemas.microsoft.com/office/drawing/2016/5/9/chartex" xmlns:cx4="http://schemas.microsoft.com/office/drawing/2016/5/10/chartex" xmlns:cx5="http://schemas.microsoft.com/office/drawing/2016/5/11/chartex" xmlns:cx6="http://schemas.microsoft.com/office/drawing/2016/5/12/chartex" xmlns:cx7="http://schemas.microsoft.com/office/drawing/2016/5/13/chartex" xmlns:cx8="http://schemas.microsoft.com/office/drawing/2016/5/14/chartex" xmlns:mc="http://schemas.openxmlformats.org/markup-compatibility/2006" xmlns:aink="http://schemas.microsoft.com/office/drawing/2016/ink" xmlns:am3d="http://schemas.microsoft.com/office/drawing/2017/model3d" xmlns:o="urn:schemas-microsoft-com:office:office" xmlns:oel="http://schemas.microsoft.com/office/2019/extlst" xmlns:r="http://schemas.openxmlformats.org/officeDocument/2006/relationships" xmlns:m="http://schemas.openxmlformats.org/officeDocument/2006/math" xmlns:v="urn:schemas-microsoft-com:vml" xmlns:wp14="http://schemas.microsoft.com/office/word/2010/wordprocessingDrawing" xmlns:wp="http://schemas.openxmlformats.org/drawingml/2006/wordprocessingDrawing" xmlns:w10="urn:schemas-microsoft-com:office:word" xmlns:w="http://schemas.openxmlformats.org/wordprocessingml/2006/main" xmlns:w14="http://schemas.microsoft.com/office/word/2010/wordml" xmlns:w15="http://schemas.microsoft.com/office/word/2012/wordml" xmlns:w16cex="http://schemas.microsoft.com/office/word/2018/wordml/cex" xmlns:w16cid="http://schemas.microsoft.com/office/word/2016/wordml/cid" xmlns:w16="http://schemas.microsoft.com/office/word/2018/wordml" xmlns:w16du="http://schemas.microsoft.com/office/word/2023/wordml/word16du" xmlns:w16sdtdh="http://schemas.microsoft.com/office/word/2020/wordml/sdtdatahash" xmlns:w16sdtfl="http://schemas.microsoft.com/office/word/2024/wordml/sdtformatlock" xmlns:w16se="http://schemas.microsoft.com/office/word/2015/wordml/symex" xmlns:wpg="http://schemas.microsoft.com/office/word/2010/wordprocessingGroup" xmlns:wpi="http://schemas.microsoft.com/office/word/2010/wordprocessingInk" xmlns:wne="http://schemas.microsoft.com/office/word/2006/wordml" xmlns:wps="http://schemas.microsoft.com/office/word/2010/wordprocessingShape" mc:Ignorable="w14 w15 w16se w16cid w16 w16cex w16sdtdh w16sdtfl w16du wp14">
   <w:abstractNum w:abstractNumId="0" w15:restartNumberingAfterBreak="0">
     <w:nsid w:val="01C62BF5"/>
     <w:multiLevelType w:val="hybridMultilevel"/>
@@ -3455,53 +3039,53 @@
       </w:rPr>
     </w:lvl>
   </w:abstractNum>
-  <w:num w:numId="1">
+  <w:num w:numId="1" w16cid:durableId="539123554">
     <w:abstractNumId w:val="6"/>
   </w:num>
-  <w:num w:numId="2">
+  <w:num w:numId="2" w16cid:durableId="2077432952">
     <w:abstractNumId w:val="3"/>
   </w:num>
-  <w:num w:numId="3">
+  <w:num w:numId="3" w16cid:durableId="1075936542">
     <w:abstractNumId w:val="11"/>
   </w:num>
-  <w:num w:numId="4">
+  <w:num w:numId="4" w16cid:durableId="556163979">
     <w:abstractNumId w:val="4"/>
   </w:num>
-  <w:num w:numId="5">
+  <w:num w:numId="5" w16cid:durableId="1159031368">
     <w:abstractNumId w:val="12"/>
   </w:num>
-  <w:num w:numId="6">
+  <w:num w:numId="6" w16cid:durableId="1145701483">
     <w:abstractNumId w:val="5"/>
   </w:num>
-  <w:num w:numId="7">
+  <w:num w:numId="7" w16cid:durableId="1696927768">
     <w:abstractNumId w:val="8"/>
   </w:num>
-  <w:num w:numId="8">
+  <w:num w:numId="8" w16cid:durableId="1630281692">
     <w:abstractNumId w:val="9"/>
   </w:num>
-  <w:num w:numId="9">
+  <w:num w:numId="9" w16cid:durableId="1221944936">
     <w:abstractNumId w:val="0"/>
   </w:num>
-  <w:num w:numId="10">
+  <w:num w:numId="10" w16cid:durableId="1653560415">
     <w:abstractNumId w:val="2"/>
   </w:num>
-  <w:num w:numId="11">
+  <w:num w:numId="11" w16cid:durableId="1947302618">
     <w:abstractNumId w:val="7"/>
   </w:num>
-  <w:num w:numId="12">
+  <w:num w:numId="12" w16cid:durableId="839275764">
     <w:abstractNumId w:val="10"/>
   </w:num>
-  <w:num w:numId="13">
+  <w:num w:numId="13" w16cid:durableId="556281020">
     <w:abstractNumId w:val="1"/>
   </w:num>
-  <w:num w:numId="14">
+  <w:num w:numId="14" w16cid:durableId="127163776">
     <w:abstractNumId w:val="13"/>
   </w:num>
 </w:numbering>
 </file>
 
 <file path=word/styles.xml><?xml version="1.0" encoding="utf-8"?>
-<w:styles xmlns:mc="http://schemas.openxmlformats.org/markup-compatibility/2006" xmlns:r="http://schemas.openxmlformats.org/officeDocument/2006/relationships" xmlns:w="http://schemas.openxmlformats.org/wordprocessingml/2006/main" xmlns:w14="http://schemas.microsoft.com/office/word/2010/wordml" xmlns:w15="http://schemas.microsoft.com/office/word/2012/wordml" xmlns:w16cex="http://schemas.microsoft.com/office/word/2018/wordml/cex" xmlns:w16cid="http://schemas.microsoft.com/office/word/2016/wordml/cid" xmlns:w16="http://schemas.microsoft.com/office/word/2018/wordml" xmlns:w16sdtdh="http://schemas.microsoft.com/office/word/2020/wordml/sdtdatahash" xmlns:w16se="http://schemas.microsoft.com/office/word/2015/wordml/symex" mc:Ignorable="w14 w15 w16se w16cid w16 w16cex w16sdtdh">
+<w:styles xmlns:mc="http://schemas.openxmlformats.org/markup-compatibility/2006" xmlns:r="http://schemas.openxmlformats.org/officeDocument/2006/relationships" xmlns:w="http://schemas.openxmlformats.org/wordprocessingml/2006/main" xmlns:w14="http://schemas.microsoft.com/office/word/2010/wordml" xmlns:w15="http://schemas.microsoft.com/office/word/2012/wordml" xmlns:w16cex="http://schemas.microsoft.com/office/word/2018/wordml/cex" xmlns:w16cid="http://schemas.microsoft.com/office/word/2016/wordml/cid" xmlns:w16="http://schemas.microsoft.com/office/word/2018/wordml" xmlns:w16du="http://schemas.microsoft.com/office/word/2023/wordml/word16du" xmlns:w16sdtdh="http://schemas.microsoft.com/office/word/2020/wordml/sdtdatahash" xmlns:w16sdtfl="http://schemas.microsoft.com/office/word/2024/wordml/sdtformatlock" xmlns:w16se="http://schemas.microsoft.com/office/word/2015/wordml/symex" mc:Ignorable="w14 w15 w16se w16cid w16 w16cex w16sdtdh w16sdtfl w16du">
   <w:docDefaults>
     <w:rPrDefault>
       <w:rPr>
